--- a/33 第三十三章：封门（修改稿）.docx
+++ b/33 第三十三章：封门（修改稿）.docx
@@ -367,7 +367,7 @@
           <w:b w:val="0"/>
           <w:sz w:val="24"/>
         </w:rPr>
-        <w:t>第二天，明人把那台沙沙作响的旧收音机拆开，清理了积灰，焊好一根松脱的铜线。在拧紧外壳最后一颗固定螺丝时，他摸出了随身带着的那把刻着“H.R.”与吉翁整备三角记号的旧扳手，拧到底，大拇指顺着螺帽边缘熟练地抹了一圈。收音机重新传出干净平稳的广播声。当晚，护工搬来一箱从当地退役军人物资回收中心调拨的旧工具，请明人帮忙挑挑哪些还能用。明人在拆箱翻检时，从箱底摸出了一颗边角磨圆、表面带着褐锈的旧滚珠轴承。他用指尖拨了一下，轴承没锈死，还能骨碌碌地转。他顺手把滚珠揣进了兜里。</w:t>
+        <w:t>第二天，明人把那台沙沙作响的旧收音机拆开，清理了积灰，焊好一根松脱的铜线。在拧紧外壳最后一颗固定螺丝时，他摸出了随身带着的那把刻着“H.R.”与吉翁整备三角记号的旧扳手，拧到底，大拇指顺着螺帽边缘熟练地抹了一圈。收音机重新传出干净平稳的广播声。当晚，护工搬来一箱从当地退役军人物资回收中心调拨的旧工具，请明人帮忙挑挑哪些还能用。明人挑出几样还能使的，摆在桌上。</w:t>
       </w:r>
     </w:p>
     <w:p>
@@ -742,7 +742,7 @@
           <w:b w:val="0"/>
           <w:sz w:val="24"/>
         </w:rPr>
-        <w:t>那天傍晚临走前，明人蹲在轮椅前，从口袋里摸出那颗旧滚珠轴承，</w:t>
+        <w:t>那天傍晚临走前，明人蹲在轮椅前，从口袋里摸出那颗旧滚珠轴承，放进了优人手心里。这颗珠子在口袋里磨了四十多年，早没了光泽。四十四年前在哈提堆放场，他和赫克托从一台报废输送机的轴承套里抠出两颗珠子，赫克托举着其中一颗看人工太阳，这颗归了他。优人的手指缓缓合拢，低头看着掌心里的铁珠子，没有出声。明人替他把膝头的毛毯往上拉了拉：“我明天再来。”</w:t>
       </w:r>
       <w:r>
         <w:rPr>
@@ -750,7 +750,6 @@
           <w:b w:val="0"/>
           <w:sz w:val="24"/>
         </w:rPr>
-        <w:t>放进了优人手心里。</w:t>
       </w:r>
       <w:r>
         <w:rPr>
@@ -758,7 +757,6 @@
           <w:b w:val="0"/>
           <w:sz w:val="24"/>
         </w:rPr>
-        <w:t>这颗珠子在口袋里磨了四十多年，早没了光泽。四十四年前在哈提堆放场，他从一台报废输送机的轴承套里把它抠出来的那天，赫克托正举着另一颗一样的珠子看人工太阳。</w:t>
       </w:r>
       <w:r>
         <w:rPr>
@@ -766,7 +764,6 @@
           <w:b w:val="0"/>
           <w:sz w:val="24"/>
         </w:rPr>
-        <w:t>优人的手指缓缓合拢，低头看着掌心里的铁珠子，没有出声。明人替他把膝头的毛毯往上拉了拉：“我明天再来。”</w:t>
       </w:r>
     </w:p>
     <w:p>
